--- a/КПП/Том СКС КПП/АОСР 1-СКС-КПП.docx
+++ b/КПП/Том СКС КПП/АОСР 1-СКС-КПП.docx
@@ -3089,7 +3089,7 @@
                 <w:i/>
                 <w:iCs/>
               </w:rPr>
-              <w:t xml:space="preserve">в стене (СКС, здание КПП).</w:t>
+              <w:t xml:space="preserve"/>
             </w:r>
           </w:p>
         </w:tc>
@@ -3261,7 +3261,7 @@
                 <w:iCs/>
               </w:rPr>
               <w:lastRenderedPageBreak/>
-              <w:t xml:space="preserve">лист 4. Разработчик ООО «АльтЭн», разработал Иванчук М.В.</w:t>
+              <w:t xml:space="preserve">лист 4. Разработчик — ООО «АльтЭн», ОГРН 1024000944098, ИНН 4025062969.</w:t>
             </w:r>
           </w:p>
         </w:tc>
@@ -3404,7 +3404,7 @@
                 <w:i/>
                 <w:iCs/>
               </w:rPr>
-              <w:t xml:space="preserve">Труба гладкая жёсткая ПВХ d20 мм, серая, арт. trg-20-2m (защитные гильзы), EKF — 2 м (сертификат соответствия — реестр, поз. 1);</w:t>
+              <w:t xml:space="preserve">Труба гладкая жёсткая ПВХ d20 мм, серая, арт. trg-20-2m (защитные гильзы) — сертификат соответствия № ЕАЭС RU C-RU.ПБ68.В.00888/22 от 15.03.2022 (реестр, поз. 1);</w:t>
             </w:r>
           </w:p>
         </w:tc>
@@ -3446,7 +3446,7 @@
                 <w:i/>
                 <w:iCs/>
               </w:rPr>
-              <w:t xml:space="preserve">Пена монтажная огнестойкая профессиональная «ОГНЕЗА», EI24, 935 г, арт. 105248, ООО «ОГНЕЗА» — 1 баллон (сертификат соответствия — реестр, поз. 2);</w:t>
+              <w:t xml:space="preserve">Пена монтажная огнестойкая профессиональная «ОГНЕЗА», EI24, 935 г, арт. 105248 — сертификат соответствия № ССБК BY.ПБ10.Н00558 от 23.08.2024 (реестр, поз. 2);</w:t>
             </w:r>
           </w:p>
         </w:tc>
@@ -3488,49 +3488,7 @@
                 <w:i/>
                 <w:iCs/>
               </w:rPr>
-              <w:t xml:space="preserve">Герметик акриловый противопожарный «ОГНЕЗА-ВГ», 310 мл, арт. 105031, ООО «ОГНЕЗА» — 2 картриджа (сертификат соответствия — реестр, поз. 3).</w:t>
-            </w:r>
-          </w:p>
-        </w:tc>
-      </w:tr>
-      <w:tr>
-        <w:tblPrEx>
-          <w:tblCellMar>
-            <w:top w:w="0" w:type="dxa"/>
-            <w:bottom w:w="0" w:type="dxa"/>
-          </w:tblCellMar>
-        </w:tblPrEx>
-        <w:trPr>
-          <w:gridAfter w:val="1"/>
-          <w:wAfter w:w="349" w:type="dxa"/>
-          <w:cantSplit/>
-          <w:trHeight w:val="235"/>
-        </w:trPr>
-        <w:tc>
-          <w:tcPr>
-            <w:tcW w:w="9851" w:type="dxa"/>
-            <w:gridSpan w:val="19"/>
-            <w:tcBorders>
-              <w:top w:val="none" w:sz="0" w:space="0" w:color="FFFFFF"/>
-              <w:left w:val="none" w:sz="0" w:space="0" w:color="FFFFFF"/>
-              <w:bottom w:val="single" w:sz="4" w:space="0" w:color="000000"/>
-              <w:right w:val="none" w:sz="0" w:space="0" w:color="FFFFFF"/>
-            </w:tcBorders>
-            <w:tcMar>
-              <w:top w:w="0" w:type="dxa"/>
-              <w:left w:w="28" w:type="dxa"/>
-              <w:bottom w:w="0" w:type="dxa"/>
-              <w:right w:w="28" w:type="dxa"/>
-            </w:tcMar>
-            <w:vAlign w:val="bottom"/>
-          </w:tcPr>
-          <w:p>
-            <w:r>
-              <w:rPr>
-                <w:i/>
-                <w:iCs/>
-              </w:rPr>
-              <w:t xml:space="preserve">Реквизиты документов (сертификатов, паспортов, писем) — в Реестре документов о качестве (том СКС, здание КПП), являющемся неотъемлемой частью настоящего акта (приложение 1).</w:t>
+              <w:t xml:space="preserve">Герметик акриловый противопожарный «ОГНЕЗА-ВГ», 310 мл, арт. 105031 — сертификат соответствия № НСОПБ.RU.ЭО.ПР.254.Н.00072 от 14.04.2025 (реестр, поз. 3).</w:t>
             </w:r>
           </w:p>
         </w:tc>
@@ -3709,49 +3667,7 @@
                 <w:i/>
                 <w:iCs/>
               </w:rPr>
-              <w:t xml:space="preserve">Исполнительная схема 16/1/26-ИД-КПП, лист 4</w:t>
-            </w:r>
-          </w:p>
-        </w:tc>
-      </w:tr>
-      <w:tr>
-        <w:tblPrEx>
-          <w:tblCellMar>
-            <w:top w:w="0" w:type="dxa"/>
-            <w:bottom w:w="0" w:type="dxa"/>
-          </w:tblCellMar>
-        </w:tblPrEx>
-        <w:trPr>
-          <w:gridAfter w:val="1"/>
-          <w:wAfter w:w="349" w:type="dxa"/>
-          <w:cantSplit/>
-          <w:trHeight w:val="235"/>
-        </w:trPr>
-        <w:tc>
-          <w:tcPr>
-            <w:tcW w:w="9851" w:type="dxa"/>
-            <w:gridSpan w:val="19"/>
-            <w:tcBorders>
-              <w:top w:val="none" w:sz="0" w:space="0" w:color="FFFFFF"/>
-              <w:left w:val="none" w:sz="0" w:space="0" w:color="FFFFFF"/>
-              <w:bottom w:val="single" w:sz="4" w:space="0" w:color="000000"/>
-              <w:right w:val="none" w:sz="0" w:space="0" w:color="FFFFFF"/>
-            </w:tcBorders>
-            <w:tcMar>
-              <w:top w:w="0" w:type="dxa"/>
-              <w:left w:w="28" w:type="dxa"/>
-              <w:bottom w:w="0" w:type="dxa"/>
-              <w:right w:w="28" w:type="dxa"/>
-            </w:tcMar>
-            <w:vAlign w:val="bottom"/>
-          </w:tcPr>
-          <w:p>
-            <w:r>
-              <w:rPr>
-                <w:i/>
-                <w:iCs/>
-              </w:rPr>
-              <w:t xml:space="preserve">(экспликации кабельных проходок: стена).</w:t>
+              <w:t xml:space="preserve">Исполнительная схема 16/1/26-СКС-ИД-КПП, лист 2.</w:t>
             </w:r>
           </w:p>
         </w:tc>
@@ -4469,7 +4385,7 @@
                 <w:i/>
                 <w:iCs/>
               </w:rPr>
-              <w:t xml:space="preserve">ПУЭ (7-е изд.), п. 2.1.58; СП 76.13330.2016;</w:t>
+              <w:t xml:space="preserve">ПУЭ (7-е изд.), п. 2.1.58; СП 76.13330.2016, п. 6.3.1.13;</w:t>
             </w:r>
           </w:p>
         </w:tc>
@@ -4784,7 +4700,7 @@
                 <w:i/>
                 <w:iCs/>
               </w:rPr>
-              <w:t xml:space="preserve">Проходки по ИД, лист 4, в осях 2–3/А–Б: в стене (отм. +1,500) — 1 шт. Толщина конструкций 150 мм. Герметизация внутри гильз выполнена после прокладки кабельных линий (акт № 3-СКС-КПП).</w:t>
+              <w:t xml:space="preserve">Проходки по ИД 16/1/26-СКС-ИД-КПП, лист 2, в осях 2–3/А–Б: в стене (отм. +1,500) — 1 шт. Толщина конструкций 150 мм. Герметизация внутри гильз выполнена после прокладки кабельных линий (акт № 3-СКС-КПП).</w:t>
             </w:r>
           </w:p>
         </w:tc>
@@ -5130,7 +5046,7 @@
                 <w:i/>
                 <w:iCs/>
               </w:rPr>
-              <w:t xml:space="preserve">Исполнительная схема 16/1/26-ИД-КПП, лист 4.</w:t>
+              <w:t xml:space="preserve">Исполнительная схема 16/1/26-СКС-ИД-КПП, лист 2.</w:t>
             </w:r>
           </w:p>
         </w:tc>
